--- a/lab2/lab2.docx
+++ b/lab2/lab2.docx
@@ -6004,142 +6004,24 @@
           <w:szCs w:val="28"/>
         </w:rPr>
       </w:pPr>
-      <w:r>
-        <w:rPr>
-          <w:rStyle w:val="af"/>
-          <w:rFonts w:eastAsiaTheme="majorEastAsia"/>
-          <w:b w:val="0"/>
-          <w:bCs w:val="0"/>
-          <w:sz w:val="28"/>
-          <w:szCs w:val="28"/>
-        </w:rPr>
-        <w:t>Вывод:</w:t>
-      </w:r>
-      <w:r>
-        <w:rPr>
-          <w:sz w:val="28"/>
-          <w:szCs w:val="28"/>
-        </w:rPr>
-        <w:t xml:space="preserve"> Механизм кэширования HTTP позволяет избежать повторной загрузки неизменённого контента, что снижает нагрузку на сеть и ускоряет загрузку страниц. Браузер отправляет заголовки </w:t>
-      </w:r>
       <w:proofErr w:type="spellStart"/>
-      <w:r>
-        <w:rPr>
-          <w:rFonts w:eastAsiaTheme="majorEastAsia"/>
-          <w:sz w:val="28"/>
-          <w:szCs w:val="28"/>
-        </w:rPr>
-        <w:t>If</w:t>
-      </w:r>
       <w:proofErr w:type="spellEnd"/>
-      <w:r>
-        <w:rPr>
-          <w:rFonts w:eastAsiaTheme="majorEastAsia"/>
-          <w:sz w:val="28"/>
-          <w:szCs w:val="28"/>
-        </w:rPr>
-        <w:t>-</w:t>
-      </w:r>
       <w:proofErr w:type="spellStart"/>
-      <w:r>
-        <w:rPr>
-          <w:rFonts w:eastAsiaTheme="majorEastAsia"/>
-          <w:sz w:val="28"/>
-          <w:szCs w:val="28"/>
-        </w:rPr>
-        <w:t>None</w:t>
-      </w:r>
       <w:proofErr w:type="spellEnd"/>
-      <w:r>
-        <w:rPr>
-          <w:rFonts w:eastAsiaTheme="majorEastAsia"/>
-          <w:sz w:val="28"/>
-          <w:szCs w:val="28"/>
-        </w:rPr>
-        <w:t>-Match</w:t>
-      </w:r>
-      <w:r>
-        <w:rPr>
-          <w:sz w:val="28"/>
-          <w:szCs w:val="28"/>
-        </w:rPr>
-        <w:t xml:space="preserve"> (с </w:t>
-      </w:r>
       <w:proofErr w:type="spellStart"/>
-      <w:r>
-        <w:rPr>
-          <w:sz w:val="28"/>
-          <w:szCs w:val="28"/>
-        </w:rPr>
-        <w:t>Etag</w:t>
-      </w:r>
       <w:proofErr w:type="spellEnd"/>
-      <w:r>
-        <w:rPr>
-          <w:sz w:val="28"/>
-          <w:szCs w:val="28"/>
-        </w:rPr>
-        <w:t xml:space="preserve">) и </w:t>
-      </w:r>
       <w:proofErr w:type="spellStart"/>
-      <w:r>
-        <w:rPr>
-          <w:rFonts w:eastAsiaTheme="majorEastAsia"/>
-          <w:sz w:val="28"/>
-          <w:szCs w:val="28"/>
-        </w:rPr>
-        <w:t>If-Modified-Since</w:t>
-      </w:r>
       <w:proofErr w:type="spellEnd"/>
-      <w:r>
-        <w:rPr>
-          <w:sz w:val="28"/>
-          <w:szCs w:val="28"/>
-        </w:rPr>
-        <w:t xml:space="preserve"> (с датой последнего изменения), а сервер, если контент не изменился, возвращает </w:t>
-      </w:r>
-      <w:r>
-        <w:rPr>
-          <w:rFonts w:eastAsiaTheme="majorEastAsia"/>
-          <w:sz w:val="28"/>
-          <w:szCs w:val="28"/>
-        </w:rPr>
-        <w:t xml:space="preserve">304 </w:t>
-      </w:r>
       <w:proofErr w:type="spellStart"/>
-      <w:r>
-        <w:rPr>
-          <w:rFonts w:eastAsiaTheme="majorEastAsia"/>
-          <w:sz w:val="28"/>
-          <w:szCs w:val="28"/>
-        </w:rPr>
-        <w:t>Not</w:t>
-      </w:r>
       <w:proofErr w:type="spellEnd"/>
-      <w:r>
-        <w:rPr>
-          <w:rFonts w:eastAsiaTheme="majorEastAsia"/>
-          <w:sz w:val="28"/>
-          <w:szCs w:val="28"/>
-        </w:rPr>
-        <w:t xml:space="preserve"> </w:t>
-      </w:r>
       <w:proofErr w:type="spellStart"/>
-      <w:r>
-        <w:rPr>
-          <w:rFonts w:eastAsiaTheme="majorEastAsia"/>
-          <w:sz w:val="28"/>
-          <w:szCs w:val="28"/>
-        </w:rPr>
-        <w:t>Modified</w:t>
-      </w:r>
       <w:proofErr w:type="spellEnd"/>
       <w:r>
         <w:rPr>
           <w:sz w:val="28"/>
           <w:szCs w:val="28"/>
         </w:rPr>
-        <w:t>, и браузер использует кэшированную копию.</w:t>
+        <w:t xml:space="preserve">Вывод. Кэширование HTTP позволяет не загружать заново ресурс, который не изменился, поэтому снижается нагрузка на сеть и страница открывается быстрее. Браузер отправляет заголовки If-None-Match (с Etag) и If-Modified-Since (с датой последнего изменения). Если контент не менялся, сервер отвечает 304 Not Modified, и браузер берёт копию из кэша.</w:t>
       </w:r>
     </w:p>
     <w:p>
@@ -7333,79 +7215,7 @@
           <w:sz w:val="28"/>
           <w:szCs w:val="28"/>
         </w:rPr>
-        <w:t xml:space="preserve">Вывод: Большинство запросов (91 из 98) было сделано на сервер </w:t>
-      </w:r>
-      <w:hyperlink r:id="rId24" w:tgtFrame="_blank" w:history="1">
-        <w:r>
-          <w:rPr>
-            <w:rStyle w:val="ad"/>
-            <w:color w:val="auto"/>
-            <w:sz w:val="28"/>
-            <w:szCs w:val="28"/>
-          </w:rPr>
-          <w:t>www.washington.edu</w:t>
-        </w:r>
-      </w:hyperlink>
-      <w:r>
-        <w:rPr>
-          <w:sz w:val="28"/>
-          <w:szCs w:val="28"/>
-        </w:rPr>
-        <w:t xml:space="preserve">. Остальные запросы распределены между </w:t>
-      </w:r>
-      <w:hyperlink r:id="rId25" w:tgtFrame="_blank" w:history="1">
-        <w:r>
-          <w:rPr>
-            <w:rStyle w:val="ad"/>
-            <w:color w:val="auto"/>
-            <w:sz w:val="28"/>
-            <w:szCs w:val="28"/>
-          </w:rPr>
-          <w:t>www.mit.edu</w:t>
-        </w:r>
-      </w:hyperlink>
-      <w:r>
-        <w:rPr>
-          <w:sz w:val="28"/>
-          <w:szCs w:val="28"/>
-        </w:rPr>
-        <w:t xml:space="preserve">, </w:t>
-      </w:r>
-      <w:hyperlink r:id="rId26" w:tgtFrame="_blank" w:history="1">
-        <w:r>
-          <w:rPr>
-            <w:rStyle w:val="ad"/>
-            <w:color w:val="auto"/>
-            <w:sz w:val="28"/>
-            <w:szCs w:val="28"/>
-          </w:rPr>
-          <w:t>www.google-analytics.com</w:t>
-        </w:r>
-      </w:hyperlink>
-      <w:r>
-        <w:rPr>
-          <w:sz w:val="28"/>
-          <w:szCs w:val="28"/>
-        </w:rPr>
-        <w:t xml:space="preserve">, </w:t>
-      </w:r>
-      <w:hyperlink r:id="rId27" w:tgtFrame="_blank" w:history="1">
-        <w:r>
-          <w:rPr>
-            <w:rStyle w:val="ad"/>
-            <w:color w:val="auto"/>
-            <w:sz w:val="28"/>
-            <w:szCs w:val="28"/>
-          </w:rPr>
-          <w:t>ajax.googleapis.com</w:t>
-        </w:r>
-      </w:hyperlink>
-      <w:r>
-        <w:rPr>
-          <w:sz w:val="28"/>
-          <w:szCs w:val="28"/>
-        </w:rPr>
-        <w:t xml:space="preserve"> и ещё одним сервером. Это показывает, что при загрузке одной страницы браузер обращается к нескольким серверам, включая сторонние (аналитика Google, CDN для библиотек).</w:t>
+        <w:t xml:space="preserve">Вывод. Большинство запросов (91 из 98) ушло на сервер www.washington.edu, остальные — на www.mit.edu, www.google-analytics.com, ajax.googleapis.com и ещё один сервер. Значит, при загрузке одной страницы браузер обращается к нескольким серверам, в том числе к сторонним (аналитика Google, библиотеки с CDN).</w:t>
       </w:r>
     </w:p>
     <w:p>
@@ -8554,44 +8364,16 @@
           <w:szCs w:val="28"/>
         </w:rPr>
       </w:pPr>
-      <w:r>
-        <w:rPr>
-          <w:sz w:val="28"/>
-          <w:szCs w:val="28"/>
-        </w:rPr>
-        <w:t xml:space="preserve">Информация, полученная с помощью </w:t>
-      </w:r>
       <w:proofErr w:type="spellStart"/>
-      <w:r>
-        <w:rPr>
-          <w:sz w:val="28"/>
-          <w:szCs w:val="28"/>
-        </w:rPr>
-        <w:t>PageSpeed</w:t>
-      </w:r>
       <w:proofErr w:type="spellEnd"/>
-      <w:r>
-        <w:rPr>
-          <w:sz w:val="28"/>
-          <w:szCs w:val="28"/>
-        </w:rPr>
-        <w:t xml:space="preserve"> </w:t>
-      </w:r>
       <w:proofErr w:type="spellStart"/>
-      <w:r>
-        <w:rPr>
-          <w:sz w:val="28"/>
-          <w:szCs w:val="28"/>
-        </w:rPr>
-        <w:t>Insights</w:t>
-      </w:r>
       <w:proofErr w:type="spellEnd"/>
       <w:r>
         <w:rPr>
           <w:sz w:val="28"/>
           <w:szCs w:val="28"/>
         </w:rPr>
-        <w:t>, позволяет:</w:t>
+        <w:t xml:space="preserve">Информация из PageSpeed Insights помогает разработчику:</w:t>
       </w:r>
     </w:p>
     <w:p>
@@ -8614,7 +8396,7 @@
           <w:sz w:val="28"/>
           <w:szCs w:val="28"/>
         </w:rPr>
-        <w:t>Выявить проблемы с производительностью. Метрика LCP = 2,6 сек. указывает на то, что основной контент загружается слишком долго. Это может быть связано с большим размером изображений, медленным сервером или блокирующими скриптами.</w:t>
+        <w:t xml:space="preserve">Найти проблемы с производительностью. LCP = 2,6 с выше рекомендуемых 2,5 с, значит, основной контент грузится долго. Причиной могут быть тяжёлые изображения, медленный сервер или скрипты, блокирующие отрисовку.</w:t>
       </w:r>
     </w:p>
     <w:p>
@@ -8637,7 +8419,7 @@
           <w:sz w:val="28"/>
           <w:szCs w:val="28"/>
         </w:rPr>
-        <w:t>Улучшить отзывчивость интерфейса. INP = 205 мс говорит о том, что страница реагирует на действия пользователя с задержкой. Для улучшения нужно оптимизировать JavaScript и уменьшить время выполнения задач.</w:t>
+        <w:t xml:space="preserve">Улучшить отклик интерфейса. INP = 205 мс немного выше рекомендуемых 200 мс, то есть страница реагирует на действия пользователя с небольшой задержкой. Для улучшения нужно оптимизировать JavaScript.</w:t>
       </w:r>
     </w:p>
     <w:p>
@@ -8660,7 +8442,7 @@
           <w:sz w:val="28"/>
           <w:szCs w:val="28"/>
         </w:rPr>
-        <w:t>Устранить смещение макета. CLS = 0,23 означает, что элементы на странице смещаются во время загрузки. Это раздражает пользователей и ухудшает восприятие. Нужно задать фиксированные размеры для изображений и рекламных блоков.</w:t>
+        <w:t xml:space="preserve">Убрать смещение макета. CLS = 0,23 при норме до 0,1 означает, что элементы сдвигаются во время загрузки. Для исправления нужно задать фиксированные размеры изображениям и рекламным блокам.</w:t>
       </w:r>
     </w:p>
     <w:p>
@@ -8683,7 +8465,7 @@
           <w:sz w:val="28"/>
           <w:szCs w:val="28"/>
         </w:rPr>
-        <w:t>Улучшить SEO и доступность. Оценки «Специальные возможности» (91) и «Поисковая оптимизация» (91) показывают, что сайт в целом хорошо оптимизирован, но есть небольшие недочеты, которые можно исправить.</w:t>
+        <w:t xml:space="preserve">Оценить доступность и SEO. По обоим показателям результат 91: сайт в целом сделан хорошо, но небольшие недочёты остались.</w:t>
       </w:r>
     </w:p>
     <w:p>
@@ -8702,20 +8484,13 @@
         </w:rPr>
       </w:pPr>
       <w:proofErr w:type="spellStart"/>
-      <w:r>
-        <w:rPr>
-          <w:sz w:val="28"/>
-          <w:szCs w:val="28"/>
-        </w:rPr>
-        <w:t>Приоритизировать</w:t>
-      </w:r>
       <w:proofErr w:type="spellEnd"/>
       <w:r>
         <w:rPr>
           <w:sz w:val="28"/>
           <w:szCs w:val="28"/>
         </w:rPr>
-        <w:t xml:space="preserve"> задачи. Вместо того чтобы оптимизировать всё сразу, разработчик может сосредоточиться на метриках, которые «не пройдены» — LCP, INP и CLS. Это даст наибольший эффект для улучшения пользовательского опыта.</w:t>
+        <w:t xml:space="preserve">Выбрать, с чего начать. Проще сначала исправить метрики, которые не прошли проверку (LCP, INP и CLS), чем оптимизировать всё сразу.</w:t>
       </w:r>
     </w:p>
     <w:p>
@@ -9269,22 +9044,15 @@
           <w:szCs w:val="28"/>
         </w:rPr>
       </w:pPr>
-      <w:r>
-        <w:rPr>
-          <w:sz w:val="28"/>
-          <w:szCs w:val="28"/>
-        </w:rPr>
-        <w:t xml:space="preserve">Рисунок 15 — Метрики производительности в </w:t>
-      </w:r>
       <w:proofErr w:type="spellStart"/>
-      <w:r>
-        <w:rPr>
-          <w:sz w:val="28"/>
-          <w:szCs w:val="28"/>
-        </w:rPr>
-        <w:t>WebPageTest</w:t>
-      </w:r>
       <w:proofErr w:type="spellEnd"/>
+      <w:r>
+        <w:rPr>
+          <w:sz w:val="28"/>
+          <w:szCs w:val="28"/>
+        </w:rPr>
+        <w:t xml:space="preserve">Рисунок 16 — Метрики производительности в WebPageTest</w:t>
+      </w:r>
     </w:p>
     <w:p>
       <w:pPr>
@@ -10530,28 +10298,14 @@
           <w:szCs w:val="28"/>
         </w:rPr>
       </w:pPr>
-      <w:r>
-        <w:rPr>
-          <w:sz w:val="28"/>
-          <w:szCs w:val="28"/>
-        </w:rPr>
-        <w:t xml:space="preserve">Информация, полученная с помощью </w:t>
-      </w:r>
       <w:proofErr w:type="spellStart"/>
-      <w:r>
-        <w:rPr>
-          <w:sz w:val="28"/>
-          <w:szCs w:val="28"/>
-        </w:rPr>
-        <w:t>WebPageTest</w:t>
-      </w:r>
       <w:proofErr w:type="spellEnd"/>
       <w:r>
         <w:rPr>
           <w:sz w:val="28"/>
           <w:szCs w:val="28"/>
         </w:rPr>
-        <w:t>, позволяет:</w:t>
+        <w:t xml:space="preserve">Информация из WebPageTest помогает разработчику:</w:t>
       </w:r>
     </w:p>
     <w:p>
@@ -10574,7 +10328,7 @@
           <w:sz w:val="28"/>
           <w:szCs w:val="28"/>
         </w:rPr>
-        <w:t>Выявить проблемы с производительностью. Метрика CLS = 0,295 указывает на серьёзные смещения макета. Это раздражает пользователей и ухудшает восприятие. Нужно задать фиксированные размеры для изображений и рекламных блоков.</w:t>
+        <w:t xml:space="preserve">Найти проблемы с производительностью. CLS = 0,295 — серьёзное смещение макета при норме до 0,1. Нужно задать фиксированные размеры изображениям и рекламным блокам.</w:t>
       </w:r>
     </w:p>
     <w:p>
@@ -10597,7 +10351,7 @@
           <w:sz w:val="28"/>
           <w:szCs w:val="28"/>
         </w:rPr>
-        <w:t>Оценить скорость загрузки. LCP = 1,849 с — хороший показатель (менее 2,5 с). FCP = 0,575 с — тоже хороший результат. Это значит, что основной контент загружается быстро.</w:t>
+        <w:t xml:space="preserve">Оценить скорость загрузки. LCP = 1,849 с и FCP = 0,575 с укладываются в норму, значит, основной контент загружается быстро.</w:t>
       </w:r>
     </w:p>
     <w:p>
@@ -10620,8 +10374,7 @@
           <w:sz w:val="28"/>
           <w:szCs w:val="28"/>
         </w:rPr>
-        <w:lastRenderedPageBreak/>
-        <w:t>Проанализировать количество запросов. Всего 46 запросов общим весом 2 МБ. Это умеренная нагрузка, но есть возможности для оптимизации: объединение файлов, использование CDN, кэширование.</w:t>
+        <w:t xml:space="preserve">Посмотреть число запросов. Всего выполнено 46 запросов общим весом 2 МБ. Нагрузка умеренная, но число запросов можно сократить, например объединив файлы, и настроить кэширование.</w:t>
       </w:r>
     </w:p>
     <w:p>
@@ -10639,44 +10392,16 @@
           <w:szCs w:val="28"/>
         </w:rPr>
       </w:pPr>
-      <w:r>
-        <w:rPr>
-          <w:sz w:val="28"/>
-          <w:szCs w:val="28"/>
-        </w:rPr>
-        <w:t xml:space="preserve">Улучшить доступность. В блоке </w:t>
-      </w:r>
       <w:proofErr w:type="spellStart"/>
-      <w:r>
-        <w:rPr>
-          <w:sz w:val="28"/>
-          <w:szCs w:val="28"/>
-        </w:rPr>
-        <w:t>Is</w:t>
-      </w:r>
       <w:proofErr w:type="spellEnd"/>
-      <w:r>
-        <w:rPr>
-          <w:sz w:val="28"/>
-          <w:szCs w:val="28"/>
-        </w:rPr>
-        <w:t xml:space="preserve"> It </w:t>
-      </w:r>
       <w:proofErr w:type="spellStart"/>
-      <w:r>
-        <w:rPr>
-          <w:sz w:val="28"/>
-          <w:szCs w:val="28"/>
-        </w:rPr>
-        <w:t>Usable</w:t>
-      </w:r>
       <w:proofErr w:type="spellEnd"/>
       <w:r>
         <w:rPr>
           <w:sz w:val="28"/>
           <w:szCs w:val="28"/>
         </w:rPr>
-        <w:t xml:space="preserve"> указана 1 критическая проблема доступности — это сигнал для разработчика о необходимости проверки и исправления.</w:t>
+        <w:t xml:space="preserve">Заметить проблемы доступности. В блоке Is It Usable указана 1 критическая проблема доступности, её нужно проверить и исправить.</w:t>
       </w:r>
     </w:p>
     <w:p>
@@ -10695,20 +10420,13 @@
         </w:rPr>
       </w:pPr>
       <w:proofErr w:type="spellStart"/>
-      <w:r>
-        <w:rPr>
-          <w:sz w:val="28"/>
-          <w:szCs w:val="28"/>
-        </w:rPr>
-        <w:t>Приоритизировать</w:t>
-      </w:r>
       <w:proofErr w:type="spellEnd"/>
       <w:r>
         <w:rPr>
           <w:sz w:val="28"/>
           <w:szCs w:val="28"/>
         </w:rPr>
-        <w:t xml:space="preserve"> улучшения. Основные проблемы: CLS = 0,295 (смещение макета) и критическая проблема доступности. Остальные метрики в норме, поэтому усилия стоит сосредоточить именно на этих двух аспектах.</w:t>
+        <w:t xml:space="preserve">Выбрать приоритеты. Главные проблемы — CLS = 0,295 и критическая проблема доступности, остальные метрики в норме.</w:t>
       </w:r>
     </w:p>
     <w:p>
@@ -10800,28 +10518,14 @@
           <w:szCs w:val="28"/>
         </w:rPr>
       </w:pPr>
-      <w:r>
-        <w:rPr>
-          <w:sz w:val="28"/>
-          <w:szCs w:val="28"/>
-        </w:rPr>
-        <w:t>Протокол передачи гипертекста (</w:t>
-      </w:r>
       <w:proofErr w:type="spellStart"/>
-      <w:r>
-        <w:rPr>
-          <w:sz w:val="28"/>
-          <w:szCs w:val="28"/>
-        </w:rPr>
-        <w:t>Hypertext</w:t>
-      </w:r>
       <w:proofErr w:type="spellEnd"/>
       <w:r>
         <w:rPr>
           <w:sz w:val="28"/>
           <w:szCs w:val="28"/>
         </w:rPr>
-        <w:t xml:space="preserve"> Transfer Protocol, HTTP) — это протокол прикладного уровня для распределенных информационных систем гипермедиа для совместной работы. Протокол передачи гипертекста — это текстовый протокол клиент-сервер запрос-ответ. HTTP — это протокол связи на базе TCP/IP, который используется для доставки данных во всемирную паутину, таких как HTML-файлы, файлы изображений, результаты запросов и так далее. Порт по умолчанию — TCP 80, но можно использовать и другие порты. Он обеспечивает стандартизированный способ взаимодействия компьютеров между собой.</w:t>
+        <w:t xml:space="preserve">HTTP (Hypertext Transfer Protocol) — протокол прикладного уровня, по которому браузер (клиент) обменивается данными с веб-сервером по схеме «запрос — ответ». Он работает поверх TCP/IP, порт по умолчанию 80, и используется для передачи HTML-страниц, изображений и других ресурсов в Интернете.</w:t>
       </w:r>
     </w:p>
     <w:p>
@@ -10865,7 +10569,7 @@
           <w:sz w:val="28"/>
           <w:szCs w:val="28"/>
         </w:rPr>
-        <w:t>GET - используется для получения информации с данного сервера с использованием данного URI.</w:t>
+        <w:t xml:space="preserve">GET — получить ресурс по указанному URI;</w:t>
       </w:r>
     </w:p>
     <w:p>
@@ -10888,7 +10592,7 @@
           <w:sz w:val="28"/>
           <w:szCs w:val="28"/>
         </w:rPr>
-        <w:t>HEAD - то же, что и GET, но он передает только строку состояния и раздел заголовка.</w:t>
+        <w:t xml:space="preserve">HEAD — то же, что GET, но сервер возвращает только строку состояния и заголовки;</w:t>
       </w:r>
     </w:p>
     <w:p>
@@ -10911,7 +10615,7 @@
           <w:sz w:val="28"/>
           <w:szCs w:val="28"/>
         </w:rPr>
-        <w:t>POST - используется для отправки данных на сервер, например, информации о клиенте, загрузки файла и т.д.</w:t>
+        <w:t xml:space="preserve">POST — отправить данные на сервер (данные формы, загрузка файла и т. д.);</w:t>
       </w:r>
     </w:p>
     <w:p>
@@ -10934,7 +10638,7 @@
           <w:sz w:val="28"/>
           <w:szCs w:val="28"/>
         </w:rPr>
-        <w:t>PUT - заменяет все текущие представления целевого ресурса загруженным контентом.</w:t>
+        <w:t xml:space="preserve">PUT — заменить текущее содержимое ресурса переданными данными;</w:t>
       </w:r>
     </w:p>
     <w:p>
@@ -10957,7 +10661,7 @@
           <w:sz w:val="28"/>
           <w:szCs w:val="28"/>
         </w:rPr>
-        <w:t>DELETE - удаляет все текущие представления целевого ресурса, заданные URI.</w:t>
+        <w:t xml:space="preserve">DELETE — удалить указанный ресурс;</w:t>
       </w:r>
     </w:p>
     <w:p>
@@ -10980,7 +10684,7 @@
           <w:sz w:val="28"/>
           <w:szCs w:val="28"/>
         </w:rPr>
-        <w:t>CONNECT - устанавливает туннель к серверу, идентифицированному заданным URI.</w:t>
+        <w:t xml:space="preserve">CONNECT — установить туннель к серверу, указанному в URI;</w:t>
       </w:r>
     </w:p>
     <w:p>
@@ -11003,7 +10707,7 @@
           <w:sz w:val="28"/>
           <w:szCs w:val="28"/>
         </w:rPr>
-        <w:t>OPTIONS - описание параметров связи для целевого ресурса.</w:t>
+        <w:t xml:space="preserve">OPTIONS — получить параметры связи для ресурса;</w:t>
       </w:r>
     </w:p>
     <w:p>
@@ -11026,7 +10730,7 @@
           <w:sz w:val="28"/>
           <w:szCs w:val="28"/>
         </w:rPr>
-        <w:t>TRACE - выполняет проверку обратного цикла сообщения вместе с указанием пути к целевому ресурсу.</w:t>
+        <w:t xml:space="preserve">TRACE — проверить путь запроса к ресурсу (сервер возвращает полученный запрос обратно).</w:t>
       </w:r>
     </w:p>
     <w:p>
@@ -11066,15 +10770,7 @@
           <w:sz w:val="28"/>
           <w:szCs w:val="28"/>
         </w:rPr>
-        <w:t xml:space="preserve">Метод GET используется для получения информации с данного сервера с использованием данного URI. Запросы, использующие GET, должны </w:t>
-      </w:r>
-      <w:r>
-        <w:rPr>
-          <w:sz w:val="28"/>
-          <w:szCs w:val="28"/>
-        </w:rPr>
-        <w:lastRenderedPageBreak/>
-        <w:t>извлекать только данные и не должны оказывать никакого другого воздействия на данные. Метод POST используется для отправки данных на сервер, например, информации о клиенте, загрузки файла и т.д. С использованием HTML-форм.</w:t>
+        <w:t xml:space="preserve">GET запрашивает данные и не должен менять ничего на сервере. Его параметры передаются в адресе (URL), поэтому они видны, а длина ограничена. POST отправляет данные в теле запроса (например, из HTML-формы), им создают и изменяют данные, и он подходит для больших объёмов и для закрытых данных, таких как пароли.</w:t>
       </w:r>
     </w:p>
     <w:p>
@@ -11109,44 +10805,16 @@
           <w:szCs w:val="28"/>
         </w:rPr>
       </w:pPr>
-      <w:r>
-        <w:rPr>
-          <w:sz w:val="28"/>
-          <w:szCs w:val="28"/>
-        </w:rPr>
-        <w:t xml:space="preserve">Элемент </w:t>
-      </w:r>
       <w:proofErr w:type="spellStart"/>
-      <w:r>
-        <w:rPr>
-          <w:sz w:val="28"/>
-          <w:szCs w:val="28"/>
-        </w:rPr>
-        <w:t>Status</w:t>
-      </w:r>
       <w:proofErr w:type="spellEnd"/>
-      <w:r>
-        <w:rPr>
-          <w:sz w:val="28"/>
-          <w:szCs w:val="28"/>
-        </w:rPr>
-        <w:t xml:space="preserve">-Code представляет собой трехзначное целое число, где первая цифра </w:t>
-      </w:r>
       <w:proofErr w:type="spellStart"/>
-      <w:r>
-        <w:rPr>
-          <w:sz w:val="28"/>
-          <w:szCs w:val="28"/>
-        </w:rPr>
-        <w:t>Status</w:t>
-      </w:r>
       <w:proofErr w:type="spellEnd"/>
       <w:r>
         <w:rPr>
           <w:sz w:val="28"/>
           <w:szCs w:val="28"/>
         </w:rPr>
-        <w:t>-Code определяет класс ответа, а последние две цифры не играют никакой категоризирующей роли. Коды состояния HTTP являются гибкими и могут расширяться. Они позволяют клиенту понять, успешно ли выполнен запрос или произошла ошибка.</w:t>
+        <w:t xml:space="preserve">Код состояния — трёхзначное число в ответе сервера. Первая цифра задаёт класс ответа, две другие уточняют результат. По коду клиент понимает, выполнен ли запрос или произошла ошибка.</w:t>
       </w:r>
     </w:p>
     <w:p>
@@ -11186,7 +10854,7 @@
           <w:sz w:val="28"/>
           <w:szCs w:val="28"/>
         </w:rPr>
-        <w:t>Для первой цифры имеется 5 значений:</w:t>
+        <w:t xml:space="preserve">Первая цифра кода задаёт один из пяти классов:</w:t>
       </w:r>
     </w:p>
     <w:p>
@@ -11205,20 +10873,13 @@
         </w:rPr>
       </w:pPr>
       <w:proofErr w:type="spellStart"/>
-      <w:r>
-        <w:rPr>
-          <w:sz w:val="28"/>
-          <w:szCs w:val="28"/>
-        </w:rPr>
-        <w:t>Informational</w:t>
-      </w:r>
       <w:proofErr w:type="spellEnd"/>
       <w:r>
         <w:rPr>
           <w:sz w:val="28"/>
           <w:szCs w:val="28"/>
         </w:rPr>
-        <w:t>: запрос был получен и процесс продолжается.</w:t>
+        <w:t xml:space="preserve">1xx (Informational) — запрос получен, обработка продолжается;</w:t>
       </w:r>
     </w:p>
     <w:p>
@@ -11237,20 +10898,13 @@
         </w:rPr>
       </w:pPr>
       <w:proofErr w:type="spellStart"/>
-      <w:r>
-        <w:rPr>
-          <w:sz w:val="28"/>
-          <w:szCs w:val="28"/>
-        </w:rPr>
-        <w:t>Success</w:t>
-      </w:r>
       <w:proofErr w:type="spellEnd"/>
       <w:r>
         <w:rPr>
           <w:sz w:val="28"/>
           <w:szCs w:val="28"/>
         </w:rPr>
-        <w:t>: действие было успешно получено, понято и принято.</w:t>
+        <w:t xml:space="preserve">2xx (Success) — запрос успешно выполнен (например, 200 OK);</w:t>
       </w:r>
     </w:p>
     <w:p>
@@ -11269,20 +10923,13 @@
         </w:rPr>
       </w:pPr>
       <w:proofErr w:type="spellStart"/>
-      <w:r>
-        <w:rPr>
-          <w:sz w:val="28"/>
-          <w:szCs w:val="28"/>
-        </w:rPr>
-        <w:t>Redirection</w:t>
-      </w:r>
       <w:proofErr w:type="spellEnd"/>
       <w:r>
         <w:rPr>
           <w:sz w:val="28"/>
           <w:szCs w:val="28"/>
         </w:rPr>
-        <w:t>: необходимо предпринять дальнейшие действия для завершения запроса.</w:t>
+        <w:t xml:space="preserve">3xx (Redirection) — нужны дополнительные действия, например перенаправление или использование кэша (301, 304);</w:t>
       </w:r>
     </w:p>
     <w:p>
@@ -11300,28 +10947,14 @@
           <w:szCs w:val="28"/>
         </w:rPr>
       </w:pPr>
-      <w:r>
-        <w:rPr>
-          <w:sz w:val="28"/>
-          <w:szCs w:val="28"/>
-        </w:rPr>
-        <w:t xml:space="preserve">Client </w:t>
-      </w:r>
       <w:proofErr w:type="spellStart"/>
-      <w:r>
-        <w:rPr>
-          <w:sz w:val="28"/>
-          <w:szCs w:val="28"/>
-        </w:rPr>
-        <w:t>Error</w:t>
-      </w:r>
       <w:proofErr w:type="spellEnd"/>
       <w:r>
         <w:rPr>
           <w:sz w:val="28"/>
           <w:szCs w:val="28"/>
         </w:rPr>
-        <w:t>: запрос содержит неправильный синтаксис или не может быть выполнен.</w:t>
+        <w:t xml:space="preserve">4xx (Client Error) — ошибка в запросе клиента (400, 403, 404);</w:t>
       </w:r>
     </w:p>
     <w:p>
@@ -11339,28 +10972,14 @@
           <w:szCs w:val="28"/>
         </w:rPr>
       </w:pPr>
-      <w:r>
-        <w:rPr>
-          <w:sz w:val="28"/>
-          <w:szCs w:val="28"/>
-        </w:rPr>
-        <w:t xml:space="preserve">Server </w:t>
-      </w:r>
       <w:proofErr w:type="spellStart"/>
-      <w:r>
-        <w:rPr>
-          <w:sz w:val="28"/>
-          <w:szCs w:val="28"/>
-        </w:rPr>
-        <w:t>Error</w:t>
-      </w:r>
       <w:proofErr w:type="spellEnd"/>
       <w:r>
         <w:rPr>
           <w:sz w:val="28"/>
           <w:szCs w:val="28"/>
         </w:rPr>
-        <w:t>: серверу не удалось выполнить явно корректный запрос.</w:t>
+        <w:t xml:space="preserve">5xx (Server Error) — сервер не смог выполнить корректный запрос (500, 503).</w:t>
       </w:r>
     </w:p>
     <w:p>
@@ -11400,7 +11019,7 @@
           <w:sz w:val="28"/>
           <w:szCs w:val="28"/>
         </w:rPr>
-        <w:t>Поля заголовка запроса позволяют клиенту передавать дополнительную информацию о запросе и о самом клиенте серверу. Эти поля действуют как модификаторы запроса. Поля заголовка ответа позволяют серверу передавать дополнительную информацию об ответе, которая не может быть помещена в строку состояния. Эти поля заголовка предоставляют информацию о сервере и о дальнейшем доступе к ресурсу, определяемому запросом-URI.</w:t>
+        <w:t xml:space="preserve">Заголовки — это пары «имя: значение», в которых передаётся служебная информация. Заголовки запроса сообщают серверу о клиенте и запросе (Host, User-Agent, Accept, Cookie, Cache-Control). Заголовки ответа содержат сведения о сервере и ресурсе (Server, Date, Content-Type, Content-Length, Last-Modified, ETag, Expires).</w:t>
       </w:r>
     </w:p>
     <w:p>
@@ -11440,7 +11059,7 @@
           <w:sz w:val="28"/>
           <w:szCs w:val="28"/>
         </w:rPr>
-        <w:t>User-Agent: вид браузера и его возможности.</w:t>
+        <w:t xml:space="preserve">User-Agent сообщает серверу, какой браузер и какая операционная система отправили запрос. В нашей трассировке это Chrome 20 на Mac OS X. По нему сервер может подобрать подходящую версию страницы.</w:t>
       </w:r>
     </w:p>
     <w:p>
@@ -11481,7 +11100,7 @@
           <w:sz w:val="28"/>
           <w:szCs w:val="28"/>
         </w:rPr>
-        <w:t>Также доступен зашифрованный вариант под названием HTTPS. Он часто используется, когда необходима конфиденциальность данных, например, при использовании онлайн-банкинга. Протокол HTTPS на самом деле представляет собой два протокола, работающих друг над другом. Первый протокол — это протокол безопасности, такой как SSL, TLS или PCT. Второй протокол, работающий поверх этого протокола безопасности, — это HTTP.</w:t>
+        <w:t xml:space="preserve">HTTPS — это HTTP, который работает поверх протокола шифрования (SSL или TLS). В отличие от HTTP, данные передаются в зашифрованном виде, а подлинность сервера подтверждается сертификатом. Поэтому HTTPS используют там, где нужна конфиденциальность, например в онлайн-банкинге. Порт по умолчанию — 443.</w:t>
       </w:r>
     </w:p>
     <w:p>
@@ -11516,28 +11135,14 @@
           <w:szCs w:val="28"/>
         </w:rPr>
       </w:pPr>
-      <w:r>
-        <w:rPr>
-          <w:sz w:val="28"/>
-          <w:szCs w:val="28"/>
-        </w:rPr>
-        <w:t>Механизмы кэширования HTTP должны предоставить возможность не загружать повторно контент, который не изменился. Браузер включает временную метку, взятую из предыдущей загрузки для контента, который он кэшировал. Заголовок называется «</w:t>
-      </w:r>
       <w:proofErr w:type="spellStart"/>
-      <w:r>
-        <w:rPr>
-          <w:sz w:val="28"/>
-          <w:szCs w:val="28"/>
-        </w:rPr>
-        <w:t>If-Modified-Since</w:t>
-      </w:r>
       <w:proofErr w:type="spellEnd"/>
       <w:r>
         <w:rPr>
           <w:sz w:val="28"/>
           <w:szCs w:val="28"/>
         </w:rPr>
-        <w:t>», т.е. он просит сервер отправить контент, если он был изменен с определенного времени.</w:t>
+        <w:t xml:space="preserve">При первой загрузке браузер сохраняет ресурс в кэше вместе с датой изменения (Last-Modified) и идентификатором версии (ETag). При повторном запросе он отправляет If-Modified-Since и If-None-Match, и, если ресурс не менялся, сервер отвечает 304 Not Modified без содержимого. Срок хранения задают заголовки Cache-Control и Expires. В задании 3 мы видели именно такую пару запросов.</w:t>
       </w:r>
     </w:p>
     <w:p>
@@ -11577,7 +11182,7 @@
           <w:sz w:val="28"/>
           <w:szCs w:val="28"/>
         </w:rPr>
-        <w:t>HTTP не имеет состояния: сервер и клиент знают друг о друге только во время текущего запроса. После этого они оба забывают друг о друге. Из-за такой природы протокола ни клиент, ни браузер не могут сохранять информацию между различными запросами на веб-страницах.</w:t>
+        <w:t xml:space="preserve">HTTP не хранит состояние: каждый запрос обрабатывается независимо, и сервер не помнит предыдущих запросов. Чтобы узнавать пользователя, используют сессии: сервер создаёт сессию и выдаёт клиенту её идентификатор, браузер хранит его в cookie и отправляет с каждым запросом.</w:t>
       </w:r>
     </w:p>
     <w:p>
@@ -11637,7 +11242,7 @@
           <w:sz w:val="28"/>
           <w:szCs w:val="28"/>
         </w:rPr>
-        <w:t>Чтобы начать захват данных, щелкните по любому сетевому интерфейсу, по которому идет какая-либо прямая передача. При щелчке по захвату в главном меню появится раскрывающееся меню, щелкните по Пуск.</w:t>
+        <w:t xml:space="preserve">Нужно запустить Wireshark, выбрать сетевой интерфейс, по которому идёт трафик, и начать захват (меню «Захват» → «Начать»). Чтобы видеть только HTTP, применяют фильтр http. После остановки захват можно сохранить в файл .pcap.</w:t>
       </w:r>
     </w:p>
     <w:p>
@@ -11692,28 +11297,14 @@
           <w:szCs w:val="28"/>
         </w:rPr>
       </w:pPr>
-      <w:r>
-        <w:rPr>
-          <w:sz w:val="28"/>
-          <w:szCs w:val="28"/>
-        </w:rPr>
-        <w:t xml:space="preserve">При работе с сетью с большим трафиком возможности фильтрации </w:t>
-      </w:r>
       <w:proofErr w:type="spellStart"/>
-      <w:r>
-        <w:rPr>
-          <w:sz w:val="28"/>
-          <w:szCs w:val="28"/>
-        </w:rPr>
-        <w:t>Wireshark</w:t>
-      </w:r>
       <w:proofErr w:type="spellEnd"/>
       <w:r>
         <w:rPr>
           <w:sz w:val="28"/>
           <w:szCs w:val="28"/>
         </w:rPr>
-        <w:t xml:space="preserve"> оказываются полезными. Мы можем указать в начале, что нужно захватывать только определенные типы пакетов или отфильтровывать их позже. Фильтры по умолчанию можно увидеть, перейдя в раздел Анализ, Фильтры отображения.</w:t>
+        <w:t xml:space="preserve">Фильтры оставляют в списке только нужные пакеты. Есть фильтры захвата (задаются до начала записи) и фильтры отображения (применяются к уже записанному трафику), например http, tcp, tcp.port == 80. При большом трафике они сильно ускоряют анализ.</w:t>
       </w:r>
     </w:p>
     <w:p>
@@ -11774,7 +11365,7 @@
           <w:sz w:val="28"/>
           <w:szCs w:val="28"/>
         </w:rPr>
-        <w:t>Чтобы его просмотреть, выберите пакет и найдите блок HTTP на нижней панели; разверните его.</w:t>
+        <w:t xml:space="preserve">Нужно выбрать пакет в списке и в нижней панели развернуть блок Hypertext Transfer Protocol: там видны метод, путь и заголовки запроса либо код состояния и заголовки ответа. Так мы смотрели пакеты 802 и 591.</w:t>
       </w:r>
     </w:p>
     <w:p>
@@ -11814,7 +11405,7 @@
           <w:sz w:val="28"/>
           <w:szCs w:val="28"/>
         </w:rPr>
-        <w:t>Обычно HTTP использует TCP в качестве транспортного протокола. Известный порт TCP для трафика HTTP — 80.</w:t>
+        <w:t xml:space="preserve">TCP — транспортный протокол, который передаёт данные надёжно и с установлением соединения. HTTP работает поверх TCP: сначала устанавливается TCP-соединение (порт 80), а затем по нему идут запросы и ответы.</w:t>
       </w:r>
     </w:p>
     <w:p>
@@ -11854,7 +11445,7 @@
           <w:sz w:val="28"/>
           <w:szCs w:val="28"/>
         </w:rPr>
-        <w:t>В версии HTTP/2, в отличие от своего предшественника HTTP/1.1, внедрено несколько улучшений и изменений для повышения эффективности передачи данных и уменьшения задержек. Одним из ключевых нововведений в HTTP/2 является использование бинарной кодировки вместо текстовой. HTTP/2 позволяет нескольким потокам данных существовать одновременно в одном TCP-соединении. Заголовки в HTTP/2 сжимаются с использованием алгоритма HPACK, что значительно уменьшает их размер.</w:t>
+        <w:t xml:space="preserve">В HTTP/2 данные передаются в бинарном формате, а не в текстовом, как в HTTP/1.1. В одном TCP-соединении можно одновременно передавать несколько потоков, а заголовки сжимаются алгоритмом HPACK. За счёт этого страницы загружаются быстрее и с меньшими задержками.</w:t>
       </w:r>
     </w:p>
     <w:p>
@@ -11910,20 +11501,13 @@
         </w:rPr>
       </w:pPr>
       <w:proofErr w:type="spellStart"/>
-      <w:r>
-        <w:rPr>
-          <w:sz w:val="28"/>
-          <w:szCs w:val="28"/>
-        </w:rPr>
-        <w:t>Referer</w:t>
-      </w:r>
       <w:proofErr w:type="spellEnd"/>
       <w:r>
         <w:rPr>
           <w:sz w:val="28"/>
           <w:szCs w:val="28"/>
         </w:rPr>
-        <w:t xml:space="preserve"> — заголовок запроса, который позволяет клиенту передавать дополнительную информацию о запросе и о самом клиенте серверу.</w:t>
+        <w:t xml:space="preserve">Referer — заголовок запроса, в котором браузер передаёт адрес страницы, с которой пользователь перешёл по ссылке или с которой загружается ресурс. Сервер использует его для статистики и аналитики, а также для защиты, например от подключения своих картинок на чужих сайтах.</w:t>
       </w:r>
     </w:p>
     <w:p>
@@ -11979,36 +11563,15 @@
         </w:rPr>
       </w:pPr>
       <w:proofErr w:type="spellStart"/>
-      <w:r>
-        <w:rPr>
-          <w:sz w:val="28"/>
-          <w:szCs w:val="28"/>
-        </w:rPr>
-        <w:t>Cookie</w:t>
-      </w:r>
       <w:proofErr w:type="spellEnd"/>
-      <w:r>
-        <w:rPr>
-          <w:sz w:val="28"/>
-          <w:szCs w:val="28"/>
-        </w:rPr>
-        <w:t xml:space="preserve">: имя и значение </w:t>
-      </w:r>
       <w:proofErr w:type="spellStart"/>
-      <w:r>
-        <w:rPr>
-          <w:sz w:val="28"/>
-          <w:szCs w:val="28"/>
-        </w:rPr>
-        <w:t>cookie</w:t>
-      </w:r>
       <w:proofErr w:type="spellEnd"/>
       <w:r>
         <w:rPr>
           <w:sz w:val="28"/>
           <w:szCs w:val="28"/>
         </w:rPr>
-        <w:t>-файлов, которые браузер хранит для веб-сайта.</w:t>
+        <w:t xml:space="preserve">Cookie — небольшие данные, которые сервер передаёт браузеру в заголовке Set-Cookie. Браузер сохраняет их и отправляет обратно в заголовке Cookie при каждом запросе к этому сайту. С помощью cookie реализуют сессии, авторизацию и пользовательские настройки.</w:t>
       </w:r>
     </w:p>
     <w:p>
@@ -12043,76 +11606,20 @@
           <w:szCs w:val="28"/>
         </w:rPr>
       </w:pPr>
-      <w:r>
-        <w:rPr>
-          <w:sz w:val="28"/>
-          <w:szCs w:val="28"/>
-        </w:rPr>
-        <w:t xml:space="preserve">HTTP использует типы интернет-медиа в полях заголовка Content-Type и </w:t>
-      </w:r>
       <w:proofErr w:type="spellStart"/>
-      <w:r>
-        <w:rPr>
-          <w:sz w:val="28"/>
-          <w:szCs w:val="28"/>
-        </w:rPr>
-        <w:t>Accept</w:t>
-      </w:r>
       <w:proofErr w:type="spellEnd"/>
-      <w:r>
-        <w:rPr>
-          <w:sz w:val="28"/>
-          <w:szCs w:val="28"/>
-        </w:rPr>
-        <w:t xml:space="preserve"> для обеспечения открытого и расширяемого ввода данных и согласования типов. Например, Content-Type: </w:t>
-      </w:r>
       <w:proofErr w:type="spellStart"/>
-      <w:r>
-        <w:rPr>
-          <w:sz w:val="28"/>
-          <w:szCs w:val="28"/>
-        </w:rPr>
-        <w:t>text</w:t>
-      </w:r>
       <w:proofErr w:type="spellEnd"/>
-      <w:r>
-        <w:rPr>
-          <w:sz w:val="28"/>
-          <w:szCs w:val="28"/>
-        </w:rPr>
-        <w:t>/</w:t>
-      </w:r>
       <w:proofErr w:type="spellStart"/>
-      <w:r>
-        <w:rPr>
-          <w:sz w:val="28"/>
-          <w:szCs w:val="28"/>
-        </w:rPr>
-        <w:t>html</w:t>
-      </w:r>
       <w:proofErr w:type="spellEnd"/>
-      <w:r>
-        <w:rPr>
-          <w:sz w:val="28"/>
-          <w:szCs w:val="28"/>
-        </w:rPr>
-        <w:t xml:space="preserve">; </w:t>
-      </w:r>
       <w:proofErr w:type="spellStart"/>
-      <w:r>
-        <w:rPr>
-          <w:sz w:val="28"/>
-          <w:szCs w:val="28"/>
-        </w:rPr>
-        <w:t>charset</w:t>
-      </w:r>
       <w:proofErr w:type="spellEnd"/>
       <w:r>
         <w:rPr>
           <w:sz w:val="28"/>
           <w:szCs w:val="28"/>
         </w:rPr>
-        <w:t>=utf-8.</w:t>
+        <w:t xml:space="preserve">Content-Type указывает тип данных в теле запроса или ответа, например text/html; charset=utf-8 или image/gif. По нему браузер решает, как обработать данные: показать страницу, вывести изображение или скачать файл. В ответе на наш GET-запрос был Content-Type: image/gif.</w:t>
       </w:r>
     </w:p>
     <w:p>
@@ -12168,20 +11675,13 @@
         </w:rPr>
       </w:pPr>
       <w:proofErr w:type="spellStart"/>
-      <w:r>
-        <w:rPr>
-          <w:sz w:val="28"/>
-          <w:szCs w:val="28"/>
-        </w:rPr>
-        <w:t>Wireshark</w:t>
-      </w:r>
       <w:proofErr w:type="spellEnd"/>
       <w:r>
         <w:rPr>
           <w:sz w:val="28"/>
           <w:szCs w:val="28"/>
         </w:rPr>
-        <w:t xml:space="preserve"> — это мощный инструмент, позволяющий записывать и анализировать сетевые данные на тонком уровне. С его помощью можно собирать информацию о производительности сети и поведении протокола.</w:t>
+        <w:t xml:space="preserve">В Wireshark можно посмотреть, сколько времени проходит между запросом и ответом, сколько запросов выполнено и какого они размера, есть ли повторные передачи и потери пакетов. Статистика HTTP (Load Distribution, Packet Counter) показывает, сколько запросов ушло на каждый сервер. По этим данным находят медленные ресурсы и лишние запросы.</w:t>
       </w:r>
     </w:p>
     <w:p>
@@ -12217,44 +11717,16 @@
           <w:szCs w:val="28"/>
         </w:rPr>
       </w:pPr>
-      <w:r>
-        <w:rPr>
-          <w:sz w:val="28"/>
-          <w:szCs w:val="28"/>
-        </w:rPr>
-        <w:t>REST (</w:t>
-      </w:r>
       <w:proofErr w:type="spellStart"/>
-      <w:r>
-        <w:rPr>
-          <w:sz w:val="28"/>
-          <w:szCs w:val="28"/>
-        </w:rPr>
-        <w:t>Representational</w:t>
-      </w:r>
       <w:proofErr w:type="spellEnd"/>
-      <w:r>
-        <w:rPr>
-          <w:sz w:val="28"/>
-          <w:szCs w:val="28"/>
-        </w:rPr>
-        <w:t xml:space="preserve"> State Transfer) — архитектурный стиль для распределённых систем. REST использует HTTP-методы (GET, POST, PUT, DELETE) для работы с ресурсами. </w:t>
-      </w:r>
       <w:proofErr w:type="spellStart"/>
-      <w:r>
-        <w:rPr>
-          <w:sz w:val="28"/>
-          <w:szCs w:val="28"/>
-        </w:rPr>
-        <w:t>RESTful</w:t>
-      </w:r>
       <w:proofErr w:type="spellEnd"/>
       <w:r>
         <w:rPr>
           <w:sz w:val="28"/>
           <w:szCs w:val="28"/>
         </w:rPr>
-        <w:t>-сервисы обмениваются данными через HTTP, используя стандартные коды состояний и заголовки.</w:t>
+        <w:t xml:space="preserve">REST (Representational State Transfer) — архитектурный стиль для распределённых систем, в котором данные представлены как ресурсы со своими URL. Над ресурсами выполняют действия методами HTTP (GET — чтение, POST — создание, PUT — изменение, DELETE — удаление), а результат возвращается с кодами состояния и заголовками HTTP.</w:t>
       </w:r>
     </w:p>
     <w:sectPr>
